--- a/KHBD_Robotics/Lớp_7/Tuần_04/KHBD_Robotics_Lớp_7_Bai03_Bai_3_Robot_nhan_biet_am_thanh.docx
+++ b/KHBD_Robotics/Lớp_7/Tuần_04/KHBD_Robotics_Lớp_7_Bai03_Bai_3_Robot_nhan_biet_am_thanh.docx
@@ -27,16 +27,16 @@
         <w:tblStyle w:val="a"/>
         <w:tblW w:w="9593" w:type="dxa"/>
         <w:tblInd w:w="0" w:type="dxa"/>
-        <w:tblBorders>
-          <w:top w:val="nil"/>
-          <w:left w:val="nil"/>
-          <w:bottom w:val="nil"/>
-          <w:right w:val="nil"/>
-          <w:insideH w:val="nil"/>
-          <w:insideV w:val="nil"/>
-        </w:tblBorders>
         <w:tblLayout w:type="fixed"/>
         <w:tblLook w:val="0400" w:firstRow="0" w:lastRow="0" w:firstColumn="0" w:lastColumn="0" w:noHBand="0" w:noVBand="1"/>
+        <w:tblBorders>
+          <w:top w:val="none" w:sz="0" w:space="0" w:color="auto"/>
+          <w:left w:val="none" w:sz="0" w:space="0" w:color="auto"/>
+          <w:bottom w:val="none" w:sz="0" w:space="0" w:color="auto"/>
+          <w:right w:val="none" w:sz="0" w:space="0" w:color="auto"/>
+          <w:insideH w:val="none" w:sz="0" w:space="0" w:color="auto"/>
+          <w:insideV w:val="none" w:sz="0" w:space="0" w:color="auto"/>
+        </w:tblBorders>
       </w:tblPr>
       <w:tblGrid>
         <w:gridCol w:w="4787"/>
@@ -148,122 +148,23 @@
             </w:tcMar>
           </w:tcPr>
           <w:p>
-            <w:pPr>
-              <w:jc w:val="left"/>
-              <w:rPr>
-                <w:rFonts w:ascii="Times New Roman" w:eastAsia="Times New Roman" w:hAnsi="Times New Roman" w:cs="Times New Roman"/>
+            <w:r>
+              <w:rPr>
+                <w:rFonts w:ascii="Times New Roman" w:hAnsi="Times New Roman" w:cs="Times New Roman" w:eastAsia="Times New Roman"/>
                 <w:sz w:val="26"/>
-                <w:szCs w:val="26"/>
-              </w:rPr>
-            </w:pPr>
-            <w:r>
-              <w:rPr>
-                <w:rFonts w:ascii="Times New Roman" w:hAnsi="Times New Roman"/>
-                <w:b/>
-                <w:i w:val="0"/>
-                <w:sz w:val="24"/>
-              </w:rPr>
-              <w:t>Ngày soạn: 01/09/2026   Ngày dạy: 05/09/2026</w:t>
-              <w:br/>
-              <w:t>Lớp: 7</w:t>
-            </w:r>
-          </w:p>
-          <w:p>
-            <w:pPr>
-              <w:jc w:val="left"/>
-              <w:rPr>
-                <w:rFonts w:ascii="Times New Roman" w:eastAsia="Times New Roman" w:hAnsi="Times New Roman" w:cs="Times New Roman"/>
+                <w:b/>
+              </w:rPr>
+              <w:t xml:space="preserve">Ngày soạn: 22/08/2026   Ngày dạy: 25/08/2026</w:t>
+            </w:r>
+          </w:p>
+          <w:p>
+            <w:r>
+              <w:rPr>
+                <w:rFonts w:ascii="Times New Roman" w:hAnsi="Times New Roman" w:cs="Times New Roman" w:eastAsia="Times New Roman"/>
                 <w:sz w:val="26"/>
-                <w:szCs w:val="26"/>
-              </w:rPr>
-            </w:pPr>
-            <w:r>
-              <w:rPr>
-                <w:rFonts w:ascii="Times New Roman" w:eastAsia="Times New Roman" w:hAnsi="Times New Roman" w:cs="Times New Roman"/>
-                <w:b/>
-                <w:i w:val="0"/>
-                <w:sz w:val="24"/>
-                <w:szCs w:val="26"/>
-              </w:rPr>
-              <w:t>Ngày dạy</w:t>
-            </w:r>
-            <w:r>
-              <w:rPr>
-                <w:rFonts w:ascii="Times New Roman" w:eastAsia="Times New Roman" w:hAnsi="Times New Roman" w:cs="Times New Roman"/>
-                <w:b/>
-                <w:i w:val="0"/>
-                <w:sz w:val="24"/>
-                <w:szCs w:val="26"/>
-              </w:rPr>
-              <w:t>:    /     /2026</w:t>
-            </w:r>
-          </w:p>
-          <w:p>
-            <w:pPr>
-              <w:numPr>
-                <w:ilvl w:val="0"/>
-                <w:numId w:val="1"/>
-              </w:numPr>
-              <w:pBdr>
-                <w:top w:val="nil"/>
-                <w:left w:val="nil"/>
-                <w:bottom w:val="nil"/>
-                <w:right w:val="nil"/>
-                <w:between w:val="nil"/>
-              </w:pBdr>
-              <w:spacing w:line="324" w:lineRule="auto"/>
-              <w:jc w:val="left"/>
-              <w:rPr>
-                <w:rFonts w:ascii="Times New Roman" w:eastAsia="Times New Roman" w:hAnsi="Times New Roman" w:cs="Times New Roman"/>
-                <w:color w:val="000000"/>
-                <w:sz w:val="26"/>
-                <w:szCs w:val="26"/>
-              </w:rPr>
-            </w:pPr>
-            <w:r>
-              <w:rPr>
-                <w:rFonts w:ascii="Times New Roman" w:eastAsia="Times New Roman" w:hAnsi="Times New Roman" w:cs="Times New Roman"/>
-                <w:b/>
-                <w:i w:val="0"/>
-                <w:color w:val="000000"/>
-                <w:sz w:val="24"/>
-                <w:szCs w:val="26"/>
-              </w:rPr>
-              <w:t xml:space="preserve">Lớp </w:t>
-            </w:r>
-          </w:p>
-          <w:p>
-            <w:pPr>
-              <w:numPr>
-                <w:ilvl w:val="0"/>
-                <w:numId w:val="1"/>
-              </w:numPr>
-              <w:pBdr>
-                <w:top w:val="nil"/>
-                <w:left w:val="nil"/>
-                <w:bottom w:val="nil"/>
-                <w:right w:val="nil"/>
-                <w:between w:val="nil"/>
-              </w:pBdr>
-              <w:spacing w:after="120" w:line="324" w:lineRule="auto"/>
-              <w:jc w:val="left"/>
-              <w:rPr>
-                <w:rFonts w:ascii="Times New Roman" w:eastAsia="Times New Roman" w:hAnsi="Times New Roman" w:cs="Times New Roman"/>
-                <w:color w:val="000000"/>
-                <w:sz w:val="26"/>
-                <w:szCs w:val="26"/>
-              </w:rPr>
-            </w:pPr>
-            <w:r>
-              <w:rPr>
-                <w:rFonts w:ascii="Times New Roman" w:eastAsia="Times New Roman" w:hAnsi="Times New Roman" w:cs="Times New Roman"/>
-                <w:b/>
-                <w:i w:val="0"/>
-                <w:color w:val="000000"/>
-                <w:sz w:val="24"/>
-                <w:szCs w:val="26"/>
-              </w:rPr>
-              <w:t xml:space="preserve">Lớp </w:t>
+                <w:b/>
+              </w:rPr>
+              <w:t xml:space="preserve">Lớp: 7A1</w:t>
             </w:r>
           </w:p>
         </w:tc>
@@ -290,13 +191,7 @@
         <w:jc w:val="center"/>
       </w:pPr>
       <w:r>
-        <w:rPr>
-          <w:rFonts w:ascii="Times New Roman" w:hAnsi="Times New Roman"/>
-          <w:b/>
-          <w:i w:val="0"/>
-          <w:sz w:val="26"/>
-        </w:rPr>
-        <w:t>MÔN HỌC: ROBOTICS 7 (BỘ KIT OLLO EXCEL 1)</w:t>
+        <w:t>MÔN HỌC: ROBOTICS 7A1 (BỘ KIT OLLO EXCEL 1)</w:t>
       </w:r>
     </w:p>
     <w:p>
